--- a/docs/Morgan_Cash_Merchant_Advisory_Framework.docx
+++ b/docs/Morgan_Cash_Merchant_Advisory_Framework.docx
@@ -3321,6 +3321,158 @@
     </w:p>
     <w:p>
       <w:pPr>
+        <w:pStyle w:val="Heading2"/>
+      </w:pPr>
+      <w:r>
+        <w:t xml:space="preserve">5.9 The Agentic Layer — articulate, extract, orchestrate (never compute the spine)</w:t>
+      </w:r>
+    </w:p>
+    <w:p>
+      <w:pPr>
+        <w:spacing w:after="160" w:line="276"/>
+      </w:pPr>
+      <w:r>
+        <w:t xml:space="preserve">The system uses AI in two distinct ways that must not be confused. The prediction block uses statistical models. Separately, a defined agentic layer performs the dynamic, multi-step, tool-using work that cannot be written as fixed rules. The governing principle: an agent earns its place only when a task needs judgment over an unpredictable path; anything that can be a rule or a formula stays a rule or a formula. Most of this framework is deliberately deterministic, and that is a feature — it is what makes the system auditable and compliant.</w:t>
+      </w:r>
+    </w:p>
+    <w:p>
+      <w:pPr>
+        <w:spacing w:after="160" w:line="276"/>
+      </w:pPr>
+      <w:r>
+        <w:rPr>
+          <w:b/>
+          <w:bCs/>
+          <w:color w:val="0F5132"/>
+        </w:rPr>
+        <w:t xml:space="preserve">Spine vs. layer. </w:t>
+      </w:r>
+      <w:r>
+        <w:t xml:space="preserve">There is a deterministic spine — ingest, clock, classify, predict, compute offers — that must stay rules-and-math. Agents live in a layer around that spine and do three things: articulate (compose language), extract (read messy inputs), and orchestrate (sequence a decision). The spine never moves into the agent layer; the agent layer never recomputes the spine’s outputs. Every agent calls deterministic tools for anything that must be correct or auditable, and is grounded strictly in computed facts — it composes and reasons, it does not invent numbers.</w:t>
+      </w:r>
+    </w:p>
+    <w:p>
+      <w:pPr>
+        <w:spacing w:after="160" w:line="276"/>
+      </w:pPr>
+      <w:r>
+        <w:rPr>
+          <w:b/>
+          <w:bCs/>
+          <w:color w:val="B8860B"/>
+        </w:rPr>
+        <w:t xml:space="preserve">Where agents must NOT go. </w:t>
+      </w:r>
+      <w:r>
+        <w:t xml:space="preserve">The amortization clock, the rung classifier, the burden and eligibility math, the compliance gate, and the prediction models. These are deterministic by design; an agent here would destroy the auditability the framework was built for. “The rules fired” is an acceptable answer to “why was I classified this way”; “an agent reasoned about it” is not.</w:t>
+      </w:r>
+    </w:p>
+    <w:p>
+      <w:pPr>
+        <w:spacing w:after="160" w:line="276"/>
+      </w:pPr>
+      <w:r>
+        <w:t xml:space="preserve">Four specialist agents, each with a narrow job, deterministic tools, and a sprint home:</w:t>
+      </w:r>
+    </w:p>
+    <w:p>
+      <w:pPr>
+        <w:pStyle w:val="ListParagraph"/>
+        <w:numPr>
+          <w:ilvl w:val="0"/>
+          <w:numId w:val="2"/>
+        </w:numPr>
+        <w:spacing w:after="90" w:line="264"/>
+      </w:pPr>
+      <w:r>
+        <w:rPr>
+          <w:b/>
+          <w:bCs/>
+        </w:rPr>
+        <w:t xml:space="preserve">Advisory Composer — </w:t>
+      </w:r>
+      <w:r>
+        <w:t xml:space="preserve">drafts personalized, honest, compliant outreach from a merchant’s computed facts (rung, balance, offer options, double-dip math). Composes the words; the figures are handed to it. Tools: gold-table read, presentation objects, the compliance gate. The strongest fit; lives in the comms sprint.</w:t>
+      </w:r>
+    </w:p>
+    <w:p>
+      <w:pPr>
+        <w:pStyle w:val="ListParagraph"/>
+        <w:numPr>
+          <w:ilvl w:val="0"/>
+          <w:numId w:val="2"/>
+        </w:numPr>
+        <w:spacing w:after="90" w:line="264"/>
+      </w:pPr>
+      <w:r>
+        <w:rPr>
+          <w:b/>
+          <w:bCs/>
+        </w:rPr>
+        <w:t xml:space="preserve">Statement Analyst — </w:t>
+      </w:r>
+      <w:r>
+        <w:t xml:space="preserve">parses bank statements (OCR + transaction-line classification) to recover true concurrent positions and total debit burden, including the other funders Salesforce cannot see. Extracts; the deterministic rules then count positions and classify the rung. The best technical agent candidate; its own sprint.</w:t>
+      </w:r>
+    </w:p>
+    <w:p>
+      <w:pPr>
+        <w:pStyle w:val="ListParagraph"/>
+        <w:numPr>
+          <w:ilvl w:val="0"/>
+          <w:numId w:val="2"/>
+        </w:numPr>
+        <w:spacing w:after="90" w:line="264"/>
+      </w:pPr>
+      <w:r>
+        <w:rPr>
+          <w:b/>
+          <w:bCs/>
+        </w:rPr>
+        <w:t xml:space="preserve">Structure Advisor — </w:t>
+      </w:r>
+      <w:r>
+        <w:t xml:space="preserve">on a rapid-re-up trigger, orchestrates the renewal-vs-buyout-vs-wait decision: pulls offer options, calls the double-dip calculator (a deterministic tool), weighs against capacity, and recommends the structure that genuinely favors the merchant, with a rationale. Orchestrates and explains; the math stays a tool it calls.</w:t>
+      </w:r>
+    </w:p>
+    <w:p>
+      <w:pPr>
+        <w:pStyle w:val="ListParagraph"/>
+        <w:numPr>
+          <w:ilvl w:val="0"/>
+          <w:numId w:val="2"/>
+        </w:numPr>
+        <w:spacing w:after="90" w:line="264"/>
+      </w:pPr>
+      <w:r>
+        <w:rPr>
+          <w:b/>
+          <w:bCs/>
+        </w:rPr>
+        <w:t xml:space="preserve">Data Steward — </w:t>
+      </w:r>
+      <w:r>
+        <w:t xml:space="preserve">triages data quality over messy real records: flags date contradictions, classifies default-cause from free-text Notes (true-default vs. early-payoff vs. restructured), and routes anomalies for review. Fuzzy classification the rules cannot do; upgrades the interim “unknown” default routing.</w:t>
+      </w:r>
+    </w:p>
+    <w:p>
+      <w:pPr>
+        <w:spacing w:after="160" w:line="276"/>
+      </w:pPr>
+      <w:r>
+        <w:t xml:space="preserve">The pattern is constant across all four: the agent does the fuzzy, linguistic, or judgment work and calls deterministic tools for anything that must be correct. This mirrors the Mosaic AI Agent Framework / Genie sub-agent pattern — a coordinating layer of focused agents on a trustworthy data foundation. Three disciplines keep it safe: agents arrive in the later sprints (the spine and the facts must exist first); they run on narrow, high-value moments (composing one message, parsing one statement) rather than bulk daily computation, which stays deterministic for cost, latency, and reliability; and every merchant-facing agent action is grounded in computed facts and logged to the event log, because in a regulated advisory context “the agent decided” is never an acceptable answer.</w:t>
+      </w:r>
+    </w:p>
+    <w:p>
+      <w:pPr>
+        <w:pBdr>
+          <w:bottom w:val="single" w:color="B8860B" w:sz="6" w:space="1"/>
+        </w:pBdr>
+        <w:spacing w:after="160" w:before="80"/>
+      </w:pPr>
+    </w:p>
+    <w:p>
+      <w:pPr>
         <w:pStyle w:val="Heading1"/>
       </w:pPr>
       <w:r>
@@ -6331,7 +6483,7 @@
                 <w:sz w:val="19"/>
                 <w:szCs w:val="19"/>
               </w:rPr>
-              <w:t xml:space="preserve">Compliance / disclosure gating (advice-vs-offer, state rules)</w:t>
+              <w:t xml:space="preserve">Agentic layer (Composer, Statement Analyst, Structure Advisor, Data Steward)</w:t>
             </w:r>
           </w:p>
         </w:tc>
@@ -6376,6 +6528,98 @@
               <w:right w:val="single" w:color="CCCCCC" w:sz="1"/>
             </w:tcBorders>
             <w:shd w:fill="E3EFE9" w:val="clear"/>
+            <w:tcMar>
+              <w:top w:type="dxa" w:w="80"/>
+              <w:left w:type="dxa" w:w="120"/>
+              <w:bottom w:type="dxa" w:w="80"/>
+              <w:right w:type="dxa" w:w="120"/>
+            </w:tcMar>
+            <w:vAlign w:val="top"/>
+          </w:tcPr>
+          <w:p>
+            <w:r>
+              <w:rPr>
+                <w:b w:val="false"/>
+                <w:bCs w:val="false"/>
+                <w:color w:val="1A1A1A"/>
+                <w:sz w:val="19"/>
+                <w:szCs w:val="19"/>
+              </w:rPr>
+              <w:t xml:space="preserve">AI agents that articulate / extract / orchestrate, calling deterministic tools; later sprints</w:t>
+            </w:r>
+          </w:p>
+        </w:tc>
+      </w:tr>
+      <w:tr>
+        <w:tc>
+          <w:tcPr>
+            <w:tcW w:type="dxa" w:w="3400"/>
+            <w:tcBorders>
+              <w:top w:val="single" w:color="CCCCCC" w:sz="1"/>
+              <w:left w:val="single" w:color="CCCCCC" w:sz="1"/>
+              <w:bottom w:val="single" w:color="CCCCCC" w:sz="1"/>
+              <w:right w:val="single" w:color="CCCCCC" w:sz="1"/>
+            </w:tcBorders>
+            <w:tcMar>
+              <w:top w:type="dxa" w:w="80"/>
+              <w:left w:type="dxa" w:w="120"/>
+              <w:bottom w:type="dxa" w:w="80"/>
+              <w:right w:type="dxa" w:w="120"/>
+            </w:tcMar>
+            <w:vAlign w:val="top"/>
+          </w:tcPr>
+          <w:p>
+            <w:r>
+              <w:rPr>
+                <w:b/>
+                <w:bCs/>
+                <w:color w:val="1A1A1A"/>
+                <w:sz w:val="19"/>
+                <w:szCs w:val="19"/>
+              </w:rPr>
+              <w:t xml:space="preserve">Compliance / disclosure gating (advice-vs-offer, state rules)</w:t>
+            </w:r>
+          </w:p>
+        </w:tc>
+        <w:tc>
+          <w:tcPr>
+            <w:tcW w:type="dxa" w:w="1900"/>
+            <w:tcBorders>
+              <w:top w:val="single" w:color="CCCCCC" w:sz="1"/>
+              <w:left w:val="single" w:color="CCCCCC" w:sz="1"/>
+              <w:bottom w:val="single" w:color="CCCCCC" w:sz="1"/>
+              <w:right w:val="single" w:color="CCCCCC" w:sz="1"/>
+            </w:tcBorders>
+            <w:tcMar>
+              <w:top w:type="dxa" w:w="80"/>
+              <w:left w:type="dxa" w:w="120"/>
+              <w:bottom w:type="dxa" w:w="80"/>
+              <w:right w:type="dxa" w:w="120"/>
+            </w:tcMar>
+            <w:vAlign w:val="top"/>
+          </w:tcPr>
+          <w:p>
+            <w:r>
+              <w:rPr>
+                <w:b w:val="false"/>
+                <w:bCs w:val="false"/>
+                <w:color w:val="1A1A1A"/>
+                <w:sz w:val="19"/>
+                <w:szCs w:val="19"/>
+              </w:rPr>
+              <w:t xml:space="preserve">Build</w:t>
+            </w:r>
+          </w:p>
+        </w:tc>
+        <w:tc>
+          <w:tcPr>
+            <w:tcW w:type="dxa" w:w="4060"/>
+            <w:tcBorders>
+              <w:top w:val="single" w:color="CCCCCC" w:sz="1"/>
+              <w:left w:val="single" w:color="CCCCCC" w:sz="1"/>
+              <w:bottom w:val="single" w:color="CCCCCC" w:sz="1"/>
+              <w:right w:val="single" w:color="CCCCCC" w:sz="1"/>
+            </w:tcBorders>
             <w:tcMar>
               <w:top w:type="dxa" w:w="80"/>
               <w:left w:type="dxa" w:w="120"/>
